--- a/Informe del proyecto de Programación.docx
+++ b/Informe del proyecto de Programación.docx
@@ -24,8 +24,6 @@
         </w:rPr>
         <w:t>Informe del proyecto de Programación ‘Gwent-Pro’ 2024</w:t>
       </w:r>
-      <w:bookmarkStart w:id="0" w:name="_GoBack"/>
-      <w:bookmarkEnd w:id="0"/>
     </w:p>
     <w:p>
       <w:pPr>
@@ -473,7 +471,7 @@
           <w:szCs w:val="24"/>
           <w:lang w:val="en-US"/>
         </w:rPr>
-        <w:t>Para esta funcionalidad se desarrolló un algoritmo recursivo (método MyPlay) que evalúa cuál es la mejor jugada a partir de realizar seguidamente 3 turnos válidos y observar cual combinación deja en mejor lugar a su jugador en el tablón de posiciones del juego, buscando la mayor diferencia posible entre su puntuación y la del otro jugador. En caso de que no encuentre una secuencia de jugadas que lo favorezca, decide pasarse. Además, se usaron una serie de condicionales que aparecen a lo largo del método para asegurar que la jugada realizada sea la más apropiada según la situación actual del juego y del jugador que representa.</w:t>
+        <w:t>Para esta funcionalidad se desarrolló un algoritmo recursivo (método MyPlay) que evalúa cuál es la mejor jugada a partir de realizar seguidamente 3 turnos válidos y observar cuál combinación deja en mejor lugar a su jugador en el tablón de posiciones del juego, buscando la mayor diferencia posible entre su puntuación y la del otro jugador. En caso de que no encuentre una secuencia de jugadas que lo favorezca, decide pasarse. Además, se usaron una serie de condicionales que aparecen a lo largo del método para asegurar que la jugada realizada sea la más apropiada según la situación actual del juego y del jugador que representa.</w:t>
       </w:r>
     </w:p>
     <w:p>
@@ -674,7 +672,20 @@
           <w:szCs w:val="24"/>
           <w:lang w:val="en-US"/>
         </w:rPr>
-        <w:t>Chequeo semántico y la evaluación: Efectuados a partir de llamados recursivos desde el nodo raíz, llamado Input. Cada nodo del árbol construido llama al método consecuente de sus hijos y así sucesivamente. Como aspectos principales del DSL, interesa destacar que en el nodo efecto, el chequeo semántico se realiza antes que en el nodo carta, pues este lo hace visible al evaluador del ultimo nodo mencionado, y la evaluación se realiza solo cuando la carta a la que está asociado sea jugada; mientras que la evaluación del nodo carta añade la carta obtenida a una lista estática de cartas propia de la clase a la que luego accede la clase principal ‘Interpreter’.</w:t>
+        <w:t xml:space="preserve">Chequeo semántico y evaluación: Efectuados a partir de llamados recursivos desde el nodo raíz, llamado Input. Cada nodo del árbol construido llama al método consecuente de sus hijos y así sucesivamente. Como aspectos principales del DSL, interesa destacar que en el nodo efecto, el chequeo semántico se realiza antes que en el nodo carta, pues este lo hace visible al método </w:t>
+      </w:r>
+      <w:bookmarkStart w:id="0" w:name="_GoBack"/>
+      <w:bookmarkEnd w:id="0"/>
+      <w:r>
+        <w:rPr>
+          <w:rFonts w:hint="default" w:ascii="Arial" w:hAnsi="Arial"/>
+          <w:b w:val="0"/>
+          <w:bCs w:val="0"/>
+          <w:sz w:val="24"/>
+          <w:szCs w:val="24"/>
+          <w:lang w:val="en-US"/>
+        </w:rPr>
+        <w:t>del ultimo nodo mencionado, y la evaluación se realiza solo cuando la carta a la que está asociado sea jugada; mientras que la evaluación del nodo carta añade la carta obtenida a una lista estática de cartas propia de la clase a la que luego accede la clase principal ‘Interpreter’.</w:t>
       </w:r>
     </w:p>
     <w:p>
